--- a/交付_20260811_规划环境先验解耦/00C_结论摘要.docx
+++ b/交付_20260811_规划环境先验解耦/00C_结论摘要.docx
@@ -465,25 +465,35 @@
         </w:rPr>
         <w:t>：</w:t>
       </w:r>
-    </w:p>
-    <w:p>
-      <w:pPr>
-        <w:ind w:left="360"/>
-      </w:pPr>
       <w:r>
         <w:rPr>
           <w:rFonts w:ascii="SimSun" w:hAnsi="SimSun" w:eastAsia="SimSun"/>
           <w:b/>
           <w:i/>
         </w:rPr>
-        <w:t>目标参考模型</w:t>
+        <w:t>目标参考模型（M_ref）</w:t>
       </w:r>
       <w:r>
         <w:rPr>
           <w:rFonts w:ascii="SimSun" w:hAnsi="SimSun" w:eastAsia="SimSun"/>
           <w:i/>
         </w:rPr>
-        <w:t>只回答"要检查什么"；</w:t>
+        <w:t>只回答「要检查什么」；</w:t>
+      </w:r>
+      <w:r>
+        <w:rPr>
+          <w:rFonts w:ascii="SimSun" w:hAnsi="SimSun" w:eastAsia="SimSun"/>
+          <w:b/>
+          <w:i/>
+        </w:rPr>
+        <w:t>规划环境模型（M_plan）</w:t>
+      </w:r>
+      <w:r>
+        <w:rPr>
+          <w:rFonts w:ascii="SimSun" w:hAnsi="SimSun" w:eastAsia="SimSun"/>
+          <w:i/>
+        </w:rPr>
+        <w:t>回答「现在知道现场哪里能走、什么会挡住视线」。</w:t>
       </w:r>
     </w:p>
     <w:p>
@@ -493,17 +503,69 @@
       <w:r>
         <w:rPr>
           <w:rFonts w:ascii="SimSun" w:hAnsi="SimSun" w:eastAsia="SimSun"/>
+          <w:i/>
+        </w:rPr>
+        <w:t>M_plan 含两个子部分：</w:t>
+      </w:r>
+      <w:r>
+        <w:rPr>
+          <w:rFonts w:ascii="SimSun" w:hAnsi="SimSun" w:eastAsia="SimSun"/>
           <w:b/>
           <w:i/>
         </w:rPr>
-        <w:t>规划环境模型</w:t>
+        <w:t>通行占据侧（M_occ）主要由实测观测建立并逐轮更新</w:t>
       </w:r>
       <w:r>
         <w:rPr>
           <w:rFonts w:ascii="SimSun" w:hAnsi="SimSun" w:eastAsia="SimSun"/>
           <w:i/>
         </w:rPr>
-        <w:t>回答"现场哪里被占据、什么挡住视线"，由实测点云建立并逐轮更新。</w:t>
+        <w:t>；</w:t>
+      </w:r>
+      <w:r>
+        <w:rPr>
+          <w:rFonts w:ascii="SimSun" w:hAnsi="SimSun" w:eastAsia="SimSun"/>
+          <w:b/>
+          <w:i/>
+        </w:rPr>
+        <w:t>可见性遮挡侧（M_vis）的初始内容至少包含 M_ref 的目标表面与固定保留的基础几何（地面），并可结合当时允许的已知环境先验，再由新增观测更新</w:t>
+      </w:r>
+      <w:r>
+        <w:rPr>
+          <w:rFonts w:ascii="SimSun" w:hAnsi="SimSun" w:eastAsia="SimSun"/>
+          <w:i/>
+        </w:rPr>
+        <w:t>。因此</w:t>
+      </w:r>
+      <w:r>
+        <w:rPr>
+          <w:rFonts w:ascii="SimSun" w:hAnsi="SimSun" w:eastAsia="SimSun"/>
+          <w:b/>
+          <w:i/>
+        </w:rPr>
+        <w:t>不能</w:t>
+      </w:r>
+      <w:r>
+        <w:rPr>
+          <w:rFonts w:ascii="SimSun" w:hAnsi="SimSun" w:eastAsia="SimSun"/>
+          <w:i/>
+        </w:rPr>
+        <w:t xml:space="preserve">简化成「M_plan 完全由点云建立」。详见 </w:t>
+      </w:r>
+      <w:r>
+        <w:rPr>
+          <w:rFonts w:ascii="Consolas" w:hAnsi="Consolas" w:eastAsia="Consolas"/>
+          <w:i/>
+          <w:sz w:val="18"/>
+        </w:rPr>
+        <w:t>00B</w:t>
+      </w:r>
+      <w:r>
+        <w:rPr>
+          <w:rFonts w:ascii="SimSun" w:hAnsi="SimSun" w:eastAsia="SimSun"/>
+          <w:i/>
+        </w:rPr>
+        <w:t xml:space="preserve"> 第一节。</w:t>
       </w:r>
     </w:p>
     <w:p>
@@ -569,7 +631,7 @@
           <w:color w:val="000000"/>
           <w:sz w:val="24"/>
         </w:rPr>
-        <w:t>结论 1 ——「哪里能走」这一侧的完整模型先验，可以整个拿掉，且不花代价</w:t>
+        <w:t>结论 1 ——「哪里能走」这一侧的完整模型先验，可以整个拿掉，未检测到显著代价</w:t>
       </w:r>
     </w:p>
     <w:p>
@@ -876,13 +938,50 @@
           <w:rFonts w:ascii="SimSun" w:hAnsi="SimSun" w:eastAsia="SimSun"/>
           <w:b/>
         </w:rPr>
-        <w:t>四项全部无显著差异。</w:t>
+        <w:t>四项差异均很小，且经 Holm 校正后未达到统计显著。</w:t>
+      </w:r>
+    </w:p>
+    <w:p>
+      <w:pPr>
+        <w:ind w:left="360"/>
+      </w:pPr>
+      <w:r>
+        <w:rPr>
+          <w:rFonts w:ascii="Consolas" w:hAnsi="Consolas" w:eastAsia="Consolas"/>
+          <w:i/>
+          <w:sz w:val="18"/>
+        </w:rPr>
+        <w:t>p_holm = 1.0000</w:t>
       </w:r>
       <w:r>
         <w:rPr>
           <w:rFonts w:ascii="SimSun" w:hAnsi="SimSun" w:eastAsia="SimSun"/>
+          <w:i/>
         </w:rPr>
-        <w:t xml:space="preserve"> 这一侧的完整模型先验是纯粹多余的。</w:t>
+        <w:t xml:space="preserve"> </w:t>
+      </w:r>
+      <w:r>
+        <w:rPr>
+          <w:rFonts w:ascii="SimSun" w:hAnsi="SimSun" w:eastAsia="SimSun"/>
+          <w:b/>
+          <w:i/>
+        </w:rPr>
+        <w:t>不等于「两者相同」</w:t>
+      </w:r>
+      <w:r>
+        <w:rPr>
+          <w:rFonts w:ascii="SimSun" w:hAnsi="SimSun" w:eastAsia="SimSun"/>
+          <w:i/>
+        </w:rPr>
+        <w:t>，只表示在当前实验场景、预算与样本规模下未能显示出差别。准确表述：</w:t>
+      </w:r>
+      <w:r>
+        <w:rPr>
+          <w:rFonts w:ascii="SimSun" w:hAnsi="SimSun" w:eastAsia="SimSun"/>
+          <w:b/>
+          <w:i/>
+        </w:rPr>
+        <w:t>在当前实验条件下，未检测到显著的性能下降。</w:t>
       </w:r>
     </w:p>
     <w:p>
@@ -908,7 +1007,7 @@
         <w:rPr>
           <w:rFonts w:ascii="SimSun" w:hAnsi="SimSun" w:eastAsia="SimSun"/>
         </w:rPr>
-        <w:t>参考模型完全不描述任何非目标环境几何（P0）时，相对完整先验：</w:t>
+        <w:t>参考模型不提供额外非目标环境构件几何先验（P0）时，相对完整先验：</w:t>
       </w:r>
     </w:p>
     <w:tbl>
@@ -1543,13 +1642,13 @@
           <w:rFonts w:ascii="SimSun" w:hAnsi="SimSun" w:eastAsia="SimSun"/>
           <w:b/>
         </w:rPr>
-        <w:t>这解释了此前 E3b 测出"在线发现对恢复率增益不显著（p = 0.50）"</w:t>
+        <w:t>该结果与一种合理解释一致</w:t>
       </w:r>
       <w:r>
         <w:rPr>
           <w:rFonts w:ascii="SimSun" w:hAnsi="SimSun" w:eastAsia="SimSun"/>
         </w:rPr>
-        <w:t>：E3b 是在完整环境先验下测的 —— 那时现场几乎一切都已建模，这个机制没什么可修正的。不是机制无效，是那个测试条件把它的作用对象拿掉了。</w:t>
+        <w:t>：在完整环境先验条件下，可供在线环境更新纠正的未建模环境几何较少，因此其对最终恢复率的增益不易显现。</w:t>
       </w:r>
     </w:p>
     <w:p>
@@ -1559,17 +1658,62 @@
       <w:r>
         <w:rPr>
           <w:rFonts w:ascii="SimSun" w:hAnsi="SimSun" w:eastAsia="SimSun"/>
+          <w:i/>
+        </w:rPr>
+        <w:t>但 E3b 与 E7 在</w:t>
+      </w:r>
+      <w:r>
+        <w:rPr>
+          <w:rFonts w:ascii="SimSun" w:hAnsi="SimSun" w:eastAsia="SimSun"/>
           <w:b/>
           <w:i/>
         </w:rPr>
-        <w:t>E3b 的原结论保持不变，未作任何改写。</w:t>
+        <w:t>样本量</w:t>
       </w:r>
       <w:r>
         <w:rPr>
           <w:rFonts w:ascii="SimSun" w:hAnsi="SimSun" w:eastAsia="SimSun"/>
           <w:i/>
         </w:rPr>
-        <w:t xml:space="preserve"> 二者测量的先验条件不同，仅此而已。</w:t>
+        <w:t>（15 组 vs 24 组）、</w:t>
+      </w:r>
+      <w:r>
+        <w:rPr>
+          <w:rFonts w:ascii="SimSun" w:hAnsi="SimSun" w:eastAsia="SimSun"/>
+          <w:b/>
+          <w:i/>
+        </w:rPr>
+        <w:t>目标集口径</w:t>
+      </w:r>
+      <w:r>
+        <w:rPr>
+          <w:rFonts w:ascii="SimSun" w:hAnsi="SimSun" w:eastAsia="SimSun"/>
+          <w:i/>
+        </w:rPr>
+        <w:t>（旧 vs 新）与实验条件上并不完全相同，</w:t>
+      </w:r>
+      <w:r>
+        <w:rPr>
+          <w:rFonts w:ascii="SimSun" w:hAnsi="SimSun" w:eastAsia="SimSun"/>
+          <w:b/>
+          <w:i/>
+        </w:rPr>
+        <w:t>不能据此断言 E3b 的不显著就是由该原因造成的</w:t>
+      </w:r>
+      <w:r>
+        <w:rPr>
+          <w:rFonts w:ascii="SimSun" w:hAnsi="SimSun" w:eastAsia="SimSun"/>
+          <w:i/>
+        </w:rPr>
+        <w:t>，更不得说「E7 证明了 E3b 为什么不显著」。</w:t>
+      </w:r>
+      <w:r>
+        <w:rPr>
+          <w:rFonts w:ascii="SimSun" w:hAnsi="SimSun" w:eastAsia="SimSun"/>
+          <w:b/>
+          <w:i/>
+        </w:rPr>
+        <w:t>E3b 的 p = 0.50 原样保留，未作任何改写。</w:t>
       </w:r>
     </w:p>
     <w:p>
@@ -1915,13 +2059,13 @@
           <w:rFonts w:ascii="SimSun" w:hAnsi="SimSun" w:eastAsia="SimSun"/>
           <w:b/>
         </w:rPr>
-        <w:t>地图覆盖上 frontier 赢</w:t>
+        <w:t>地图覆盖上 frontier 数值领先</w:t>
       </w:r>
       <w:r>
         <w:rPr>
           <w:rFonts w:ascii="SimSun" w:hAnsi="SimSun" w:eastAsia="SimSun"/>
         </w:rPr>
-        <w:t>（p_holm 0.0252）—— 那是它的目标函数，如实报告。</w:t>
+        <w:t>（0.952 对 0.949）—— 那是它的目标函数。相对 B10 达显著（p_holm 0.0252），相对 B11 未达（p_holm 0.1300）。</w:t>
       </w:r>
     </w:p>
     <w:p>
@@ -1971,33 +2115,39 @@
         <w:rPr>
           <w:rFonts w:ascii="SimSun" w:hAnsi="SimSun" w:eastAsia="SimSun"/>
         </w:rPr>
-        <w:t>资产级差距（+0.40）远大于面积加权差距（+0.18）：frontier 按</w:t>
+        <w:t>资产级差距（+0.40）远大于面积加权差距（+0.18）：frontier 依未知空间的地图揭示量选择方向，会把一部分扫描资源用于扩大已知环境范围；本方法依目标表面的缺口证据与工程重要度选择站位。</w:t>
+      </w:r>
+    </w:p>
+    <w:p>
+      <w:pPr>
+        <w:pStyle w:val="ListBullet"/>
+        <w:ind w:left="360"/>
+      </w:pPr>
+      <w:r>
+        <w:rPr>
+          <w:rFonts w:ascii="SimSun" w:hAnsi="SimSun" w:eastAsia="SimSun"/>
+          <w:b/>
+        </w:rPr>
+        <w:t>归因限度</w:t>
+      </w:r>
+      <w:r>
+        <w:rPr>
+          <w:rFonts w:ascii="SimSun" w:hAnsi="SimSun" w:eastAsia="SimSun"/>
+        </w:rPr>
+        <w:t>：二者的候选空间、收益口径、是否使用遮挡模型三者同时不同，</w:t>
       </w:r>
       <w:r>
         <w:rPr>
           <w:rFonts w:ascii="SimSun" w:hAnsi="SimSun" w:eastAsia="SimSun"/>
           <w:b/>
         </w:rPr>
-        <w:t>面积</w:t>
+        <w:t>不得说 +0.40 完全由收益函数造成</w:t>
       </w:r>
       <w:r>
         <w:rPr>
           <w:rFonts w:ascii="SimSun" w:hAnsi="SimSun" w:eastAsia="SimSun"/>
         </w:rPr>
-        <w:t>分配观测，本方法按</w:t>
-      </w:r>
-      <w:r>
-        <w:rPr>
-          <w:rFonts w:ascii="SimSun" w:hAnsi="SimSun" w:eastAsia="SimSun"/>
-          <w:b/>
-        </w:rPr>
-        <w:t>资产与工程重要度</w:t>
-      </w:r>
-      <w:r>
-        <w:rPr>
-          <w:rFonts w:ascii="SimSun" w:hAnsi="SimSun" w:eastAsia="SimSun"/>
-        </w:rPr>
-        <w:t>分配。</w:t>
+        <w:t xml:space="preserve"> —— 本实验未拆开三项各自的贡献。</w:t>
       </w:r>
     </w:p>
     <w:p>
@@ -2022,63 +2172,454 @@
       <w:r>
         <w:rPr>
           <w:rFonts w:ascii="SimSun" w:hAnsi="SimSun" w:eastAsia="SimSun"/>
-          <w:b/>
         </w:rPr>
-        <w:t>必须提供（四项，缺一不可）</w:t>
+        <w:t>必须按"算法概念上必要"与"当前实施例使用"分开，不能一律写成必需：</w:t>
+      </w:r>
+    </w:p>
+    <w:tbl>
+      <w:tblPr>
+        <w:tblStyle w:val="TableGrid"/>
+        <w:tblW w:type="auto" w:w="0"/>
+        <w:jc w:val="center"/>
+        <w:tblLook w:firstColumn="1" w:firstRow="1" w:lastColumn="0" w:lastRow="0" w:noHBand="0" w:noVBand="1" w:val="04A0"/>
+      </w:tblPr>
+      <w:tblGrid>
+        <w:gridCol w:w="2880"/>
+        <w:gridCol w:w="2880"/>
+        <w:gridCol w:w="2880"/>
+      </w:tblGrid>
+      <w:tr>
+        <w:tc>
+          <w:tcPr>
+            <w:tcW w:type="dxa" w:w="2880"/>
+          </w:tcPr>
+          <w:p>
+            <w:pPr>
+              <w:spacing w:before="20" w:after="20"/>
+            </w:pPr>
+            <w:r>
+              <w:rPr>
+                <w:rFonts w:ascii="SimSun" w:hAnsi="SimSun" w:eastAsia="SimSun"/>
+                <w:b/>
+                <w:sz w:val="17"/>
+              </w:rPr>
+              <w:t>信息</w:t>
+            </w:r>
+          </w:p>
+        </w:tc>
+        <w:tc>
+          <w:tcPr>
+            <w:tcW w:type="dxa" w:w="2880"/>
+          </w:tcPr>
+          <w:p>
+            <w:pPr>
+              <w:spacing w:before="20" w:after="20"/>
+            </w:pPr>
+            <w:r>
+              <w:rPr>
+                <w:rFonts w:ascii="SimSun" w:hAnsi="SimSun" w:eastAsia="SimSun"/>
+                <w:b/>
+                <w:sz w:val="17"/>
+              </w:rPr>
+              <w:t>等级</w:t>
+            </w:r>
+          </w:p>
+        </w:tc>
+        <w:tc>
+          <w:tcPr>
+            <w:tcW w:type="dxa" w:w="2880"/>
+          </w:tcPr>
+          <w:p>
+            <w:pPr>
+              <w:spacing w:before="20" w:after="20"/>
+            </w:pPr>
+            <w:r>
+              <w:rPr>
+                <w:rFonts w:ascii="SimSun" w:hAnsi="SimSun" w:eastAsia="SimSun"/>
+                <w:b/>
+                <w:sz w:val="17"/>
+              </w:rPr>
+              <w:t>说明</w:t>
+            </w:r>
+          </w:p>
+        </w:tc>
+      </w:tr>
+      <w:tr>
+        <w:tc>
+          <w:tcPr>
+            <w:tcW w:type="dxa" w:w="2880"/>
+          </w:tcPr>
+          <w:p>
+            <w:pPr>
+              <w:spacing w:before="20" w:after="20"/>
+            </w:pPr>
+            <w:r>
+              <w:rPr>
+                <w:rFonts w:ascii="SimSun" w:hAnsi="SimSun" w:eastAsia="SimSun"/>
+                <w:b/>
+                <w:sz w:val="17"/>
+              </w:rPr>
+              <w:t>能够识别待检查目标表面并提供其几何</w:t>
+            </w:r>
+          </w:p>
+        </w:tc>
+        <w:tc>
+          <w:tcPr>
+            <w:tcW w:type="dxa" w:w="2880"/>
+          </w:tcPr>
+          <w:p>
+            <w:pPr>
+              <w:spacing w:before="20" w:after="20"/>
+            </w:pPr>
+            <w:r>
+              <w:rPr>
+                <w:rFonts w:ascii="SimSun" w:hAnsi="SimSun" w:eastAsia="SimSun"/>
+                <w:b/>
+                <w:sz w:val="17"/>
+              </w:rPr>
+              <w:t>A. 算法概念上必要</w:t>
+            </w:r>
+          </w:p>
+        </w:tc>
+        <w:tc>
+          <w:tcPr>
+            <w:tcW w:type="dxa" w:w="2880"/>
+          </w:tcPr>
+          <w:p>
+            <w:pPr>
+              <w:spacing w:before="20" w:after="20"/>
+            </w:pPr>
+            <w:r>
+              <w:rPr>
+                <w:rFonts w:ascii="SimSun" w:hAnsi="SimSun" w:eastAsia="SimSun"/>
+                <w:sz w:val="17"/>
+              </w:rPr>
+              <w:t>没有它就没有"缺口"这个概念，覆盖率也无从计算</w:t>
+            </w:r>
+          </w:p>
+        </w:tc>
+      </w:tr>
+      <w:tr>
+        <w:tc>
+          <w:tcPr>
+            <w:tcW w:type="dxa" w:w="2880"/>
+          </w:tcPr>
+          <w:p>
+            <w:pPr>
+              <w:spacing w:before="20" w:after="20"/>
+            </w:pPr>
+            <w:r>
+              <w:rPr>
+                <w:rFonts w:ascii="SimSun" w:hAnsi="SimSun" w:eastAsia="SimSun"/>
+                <w:sz w:val="17"/>
+              </w:rPr>
+              <w:t>一致性：凡声明为目标的表面，M_vis 初始内容须含其几何</w:t>
+            </w:r>
+          </w:p>
+        </w:tc>
+        <w:tc>
+          <w:tcPr>
+            <w:tcW w:type="dxa" w:w="2880"/>
+          </w:tcPr>
+          <w:p>
+            <w:pPr>
+              <w:spacing w:before="20" w:after="20"/>
+            </w:pPr>
+            <w:r>
+              <w:rPr>
+                <w:rFonts w:ascii="SimSun" w:hAnsi="SimSun" w:eastAsia="SimSun"/>
+                <w:b/>
+                <w:sz w:val="17"/>
+              </w:rPr>
+              <w:t>A. 算法概念上必要</w:t>
+            </w:r>
+          </w:p>
+        </w:tc>
+        <w:tc>
+          <w:tcPr>
+            <w:tcW w:type="dxa" w:w="2880"/>
+          </w:tcPr>
+          <w:p>
+            <w:pPr>
+              <w:spacing w:before="20" w:after="20"/>
+            </w:pPr>
+            <w:r>
+              <w:rPr>
+                <w:rFonts w:ascii="SimSun" w:hAnsi="SimSun" w:eastAsia="SimSun"/>
+                <w:sz w:val="17"/>
+              </w:rPr>
+              <w:t>否则求交时会"透视"过目标自身</w:t>
+            </w:r>
+          </w:p>
+        </w:tc>
+      </w:tr>
+      <w:tr>
+        <w:tc>
+          <w:tcPr>
+            <w:tcW w:type="dxa" w:w="2880"/>
+          </w:tcPr>
+          <w:p>
+            <w:pPr>
+              <w:spacing w:before="20" w:after="20"/>
+            </w:pPr>
+            <w:r>
+              <w:rPr>
+                <w:rFonts w:ascii="SimSun" w:hAnsi="SimSun" w:eastAsia="SimSun"/>
+                <w:sz w:val="17"/>
+              </w:rPr>
+              <w:t>目标构件分组（构件清单）</w:t>
+            </w:r>
+          </w:p>
+        </w:tc>
+        <w:tc>
+          <w:tcPr>
+            <w:tcW w:type="dxa" w:w="2880"/>
+          </w:tcPr>
+          <w:p>
+            <w:pPr>
+              <w:spacing w:before="20" w:after="20"/>
+            </w:pPr>
+            <w:r>
+              <w:rPr>
+                <w:rFonts w:ascii="SimSun" w:hAnsi="SimSun" w:eastAsia="SimSun"/>
+                <w:sz w:val="17"/>
+              </w:rPr>
+              <w:t>B. 当前实施例使用</w:t>
+            </w:r>
+          </w:p>
+        </w:tc>
+        <w:tc>
+          <w:tcPr>
+            <w:tcW w:type="dxa" w:w="2880"/>
+          </w:tcPr>
+          <w:p>
+            <w:pPr>
+              <w:spacing w:before="20" w:after="20"/>
+            </w:pPr>
+            <w:r>
+              <w:rPr>
+                <w:rFonts w:ascii="SimSun" w:hAnsi="SimSun" w:eastAsia="SimSun"/>
+                <w:sz w:val="17"/>
+              </w:rPr>
+              <w:t xml:space="preserve">用于 </w:t>
+            </w:r>
+            <w:r>
+              <w:rPr>
+                <w:rFonts w:ascii="Consolas" w:hAnsi="Consolas" w:eastAsia="Consolas"/>
+                <w:sz w:val="17"/>
+              </w:rPr>
+              <w:t>asset_recovery</w:t>
+            </w:r>
+            <w:r>
+              <w:rPr>
+                <w:rFonts w:ascii="SimSun" w:hAnsi="SimSun" w:eastAsia="SimSun"/>
+                <w:sz w:val="17"/>
+              </w:rPr>
+              <w:t xml:space="preserve"> 与候选的构件级去重；若只有目标表面集合，可退化为"每个表面自成一组"</w:t>
+            </w:r>
+          </w:p>
+        </w:tc>
+      </w:tr>
+      <w:tr>
+        <w:tc>
+          <w:tcPr>
+            <w:tcW w:type="dxa" w:w="2880"/>
+          </w:tcPr>
+          <w:p>
+            <w:pPr>
+              <w:spacing w:before="20" w:after="20"/>
+            </w:pPr>
+            <w:r>
+              <w:rPr>
+                <w:rFonts w:ascii="SimSun" w:hAnsi="SimSun" w:eastAsia="SimSun"/>
+                <w:sz w:val="17"/>
+              </w:rPr>
+              <w:t>工程重要度 E_i</w:t>
+            </w:r>
+          </w:p>
+        </w:tc>
+        <w:tc>
+          <w:tcPr>
+            <w:tcW w:type="dxa" w:w="2880"/>
+          </w:tcPr>
+          <w:p>
+            <w:pPr>
+              <w:spacing w:before="20" w:after="20"/>
+            </w:pPr>
+            <w:r>
+              <w:rPr>
+                <w:rFonts w:ascii="SimSun" w:hAnsi="SimSun" w:eastAsia="SimSun"/>
+                <w:sz w:val="17"/>
+              </w:rPr>
+              <w:t>C. 可用默认值</w:t>
+            </w:r>
+          </w:p>
+        </w:tc>
+        <w:tc>
+          <w:tcPr>
+            <w:tcW w:type="dxa" w:w="2880"/>
+          </w:tcPr>
+          <w:p>
+            <w:pPr>
+              <w:spacing w:before="20" w:after="20"/>
+            </w:pPr>
+            <w:r>
+              <w:rPr>
+                <w:rFonts w:ascii="SimSun" w:hAnsi="SimSun" w:eastAsia="SimSun"/>
+                <w:sz w:val="17"/>
+              </w:rPr>
+              <w:t xml:space="preserve">公式中以 </w:t>
+            </w:r>
+            <w:r>
+              <w:rPr>
+                <w:rFonts w:ascii="Consolas" w:hAnsi="Consolas" w:eastAsia="Consolas"/>
+                <w:sz w:val="17"/>
+              </w:rPr>
+              <w:t>1+λ_E·E_i</w:t>
+            </w:r>
+            <w:r>
+              <w:rPr>
+                <w:rFonts w:ascii="SimSun" w:hAnsi="SimSun" w:eastAsia="SimSun"/>
+                <w:sz w:val="17"/>
+              </w:rPr>
+              <w:t xml:space="preserve"> 出现；取等权（E_i 恒定）时公式仍成立，只是不再区分轻重</w:t>
+            </w:r>
+          </w:p>
+        </w:tc>
+      </w:tr>
+      <w:tr>
+        <w:tc>
+          <w:tcPr>
+            <w:tcW w:type="dxa" w:w="2880"/>
+          </w:tcPr>
+          <w:p>
+            <w:pPr>
+              <w:spacing w:before="20" w:after="20"/>
+            </w:pPr>
+            <w:r>
+              <w:rPr>
+                <w:rFonts w:ascii="SimSun" w:hAnsi="SimSun" w:eastAsia="SimSun"/>
+                <w:sz w:val="17"/>
+              </w:rPr>
+              <w:t>点密度要求 ρ_req</w:t>
+            </w:r>
+          </w:p>
+        </w:tc>
+        <w:tc>
+          <w:tcPr>
+            <w:tcW w:type="dxa" w:w="2880"/>
+          </w:tcPr>
+          <w:p>
+            <w:pPr>
+              <w:spacing w:before="20" w:after="20"/>
+            </w:pPr>
+            <w:r>
+              <w:rPr>
+                <w:rFonts w:ascii="SimSun" w:hAnsi="SimSun" w:eastAsia="SimSun"/>
+                <w:sz w:val="17"/>
+              </w:rPr>
+              <w:t>C. 可用默认值</w:t>
+            </w:r>
+          </w:p>
+        </w:tc>
+        <w:tc>
+          <w:tcPr>
+            <w:tcW w:type="dxa" w:w="2880"/>
+          </w:tcPr>
+          <w:p>
+            <w:pPr>
+              <w:spacing w:before="20" w:after="20"/>
+            </w:pPr>
+            <w:r>
+              <w:rPr>
+                <w:rFonts w:ascii="Consolas" w:hAnsi="Consolas" w:eastAsia="Consolas"/>
+                <w:sz w:val="17"/>
+              </w:rPr>
+              <w:t>ρ_req = ρ0(1+λ_E·E_i)</w:t>
+            </w:r>
+            <w:r>
+              <w:rPr>
+                <w:rFonts w:ascii="SimSun" w:hAnsi="SimSun" w:eastAsia="SimSun"/>
+                <w:sz w:val="17"/>
+              </w:rPr>
+              <w:t>；可退化为统一阈值 ρ0</w:t>
+            </w:r>
+          </w:p>
+        </w:tc>
+      </w:tr>
+      <w:tr>
+        <w:tc>
+          <w:tcPr>
+            <w:tcW w:type="dxa" w:w="2880"/>
+          </w:tcPr>
+          <w:p>
+            <w:pPr>
+              <w:spacing w:before="20" w:after="20"/>
+            </w:pPr>
+            <w:r>
+              <w:rPr>
+                <w:rFonts w:ascii="SimSun" w:hAnsi="SimSun" w:eastAsia="SimSun"/>
+                <w:sz w:val="17"/>
+              </w:rPr>
+              <w:t>是否带电 / 安全距离</w:t>
+            </w:r>
+          </w:p>
+        </w:tc>
+        <w:tc>
+          <w:tcPr>
+            <w:tcW w:type="dxa" w:w="2880"/>
+          </w:tcPr>
+          <w:p>
+            <w:pPr>
+              <w:spacing w:before="20" w:after="20"/>
+            </w:pPr>
+            <w:r>
+              <w:rPr>
+                <w:rFonts w:ascii="SimSun" w:hAnsi="SimSun" w:eastAsia="SimSun"/>
+                <w:sz w:val="17"/>
+              </w:rPr>
+              <w:t>D. 仅特定场景需要</w:t>
+            </w:r>
+          </w:p>
+        </w:tc>
+        <w:tc>
+          <w:tcPr>
+            <w:tcW w:type="dxa" w:w="2880"/>
+          </w:tcPr>
+          <w:p>
+            <w:pPr>
+              <w:spacing w:before="20" w:after="20"/>
+            </w:pPr>
+            <w:r>
+              <w:rPr>
+                <w:rFonts w:ascii="SimSun" w:hAnsi="SimSun" w:eastAsia="SimSun"/>
+                <w:sz w:val="17"/>
+              </w:rPr>
+              <w:t>变电站等带电作业场景需要；非电力场景可不提供</w:t>
+            </w:r>
+          </w:p>
+        </w:tc>
+      </w:tr>
+    </w:tbl>
+    <w:p/>
+    <w:p>
+      <w:pPr>
+        <w:ind w:left="360"/>
+      </w:pPr>
+      <w:r>
+        <w:rPr>
+          <w:rFonts w:ascii="SimSun" w:hAnsi="SimSun" w:eastAsia="SimSun"/>
+          <w:i/>
+        </w:rPr>
+        <w:t>简言之：</w:t>
       </w:r>
       <w:r>
         <w:rPr>
           <w:rFonts w:ascii="SimSun" w:hAnsi="SimSun" w:eastAsia="SimSun"/>
+          <w:b/>
+          <w:i/>
         </w:rPr>
-        <w:t>：</w:t>
-      </w:r>
-    </w:p>
-    <w:p>
-      <w:pPr>
-        <w:spacing w:after="40"/>
-        <w:ind w:left="640" w:hanging="280"/>
-      </w:pPr>
-      <w:r>
-        <w:rPr>
-          <w:rFonts w:ascii="SimSun" w:hAnsi="SimSun" w:eastAsia="SimSun"/>
-        </w:rPr>
-        <w:t>1. 目标构件清单 —— 没有它就没有"缺口"这个概念</w:t>
-      </w:r>
-    </w:p>
-    <w:p>
-      <w:pPr>
-        <w:spacing w:after="40"/>
-        <w:ind w:left="640" w:hanging="280"/>
-      </w:pPr>
-      <w:r>
-        <w:rPr>
-          <w:rFonts w:ascii="SimSun" w:hAnsi="SimSun" w:eastAsia="SimSun"/>
-        </w:rPr>
-        <w:t>2. 目标表面几何 —— 用于分块、点—分块关联、覆盖率计算</w:t>
-      </w:r>
-    </w:p>
-    <w:p>
-      <w:pPr>
-        <w:spacing w:after="40"/>
-        <w:ind w:left="640" w:hanging="280"/>
-      </w:pPr>
-      <w:r>
-        <w:rPr>
-          <w:rFonts w:ascii="SimSun" w:hAnsi="SimSun" w:eastAsia="SimSun"/>
-        </w:rPr>
-        <w:t>3. 工程属性（重要度、密度要求、是否带电）</w:t>
-      </w:r>
-    </w:p>
-    <w:p>
-      <w:pPr>
-        <w:spacing w:after="40"/>
-        <w:ind w:left="640" w:hanging="280"/>
-      </w:pPr>
-      <w:r>
-        <w:rPr>
-          <w:rFonts w:ascii="SimSun" w:hAnsi="SimSun" w:eastAsia="SimSun"/>
-        </w:rPr>
-        <w:t>4. 一致性：凡声明为目标的表面，规划环境模型的初始内容必须含其几何</w:t>
+        <w:t>目标参考信息至少需要能够识别待检查目标表面并提供其几何；根据实施场景还可以包含目标构件分组、工程重要度、点密度要求、安全属性等任务信息。当前变电站实施例使用了上述全部信息。</w:t>
       </w:r>
     </w:p>
     <w:p>
@@ -2098,6 +2639,51 @@
           <w:rFonts w:ascii="SimSun" w:hAnsi="SimSun" w:eastAsia="SimSun"/>
         </w:rPr>
         <w:t>：非目标环境几何（厂房、围墙、堆放物、临时设施）的位置、形状、有无。</w:t>
+      </w:r>
+    </w:p>
+    <w:p>
+      <w:pPr>
+        <w:spacing w:after="80"/>
+        <w:jc w:val="both"/>
+      </w:pPr>
+      <w:r>
+        <w:rPr>
+          <w:rFonts w:ascii="SimSun" w:hAnsi="SimSun" w:eastAsia="SimSun"/>
+        </w:rPr>
+        <w:t>上表的分级属于</w:t>
+      </w:r>
+      <w:r>
+        <w:rPr>
+          <w:rFonts w:ascii="SimSun" w:hAnsi="SimSun" w:eastAsia="SimSun"/>
+          <w:b/>
+        </w:rPr>
+        <w:t>保护范围设计项</w:t>
+      </w:r>
+      <w:r>
+        <w:rPr>
+          <w:rFonts w:ascii="SimSun" w:hAnsi="SimSun" w:eastAsia="SimSun"/>
+        </w:rPr>
+        <w:t xml:space="preserve">，哪些写入独立权、哪些放入从属权或实施例，由代理人决定（见 </w:t>
+      </w:r>
+      <w:r>
+        <w:rPr>
+          <w:rFonts w:ascii="Consolas" w:hAnsi="Consolas" w:eastAsia="Consolas"/>
+          <w:sz w:val="18"/>
+        </w:rPr>
+        <w:t>07</w:t>
+      </w:r>
+      <w:r>
+        <w:rPr>
+          <w:rFonts w:ascii="SimSun" w:hAnsi="SimSun" w:eastAsia="SimSun"/>
+        </w:rPr>
+        <w:t xml:space="preserve"> 第六节）。</w:t>
+      </w:r>
+      <w:r>
+        <w:rPr>
+          <w:rFonts w:ascii="SimSun" w:hAnsi="SimSun" w:eastAsia="SimSun"/>
+          <w:b/>
+        </w:rPr>
+        <w:t>[C]</w:t>
       </w:r>
     </w:p>
     <w:p>
@@ -2123,49 +2709,8 @@
           <w:rFonts w:ascii="SimSun" w:hAnsi="SimSun" w:eastAsia="SimSun"/>
           <w:i/>
         </w:rPr>
-        <w:t>本方法不要求设计模型完整描述真实现场环境。目标参考模型用于定义需要检查的目标表面</w:t>
+        <w:t>本方法不要求设计模型完整描述真实现场环境。目标参考模型用于定义需要检查的目标表面及其工程属性；用于移动和可见性预测的规划环境模型则根据当前实际观测建立并在补充扫描过程中持续更新。因此，本方法解决的不是一般未知环境建图问题，而是在目标任务已知、现场环境几何仅部分已知的条件下，利用在线环境更新进行任务驱动的补充扫描规划。</w:t>
       </w:r>
-    </w:p>
-    <w:p>
-      <w:pPr>
-        <w:ind w:left="360"/>
-      </w:pPr>
-      <w:r>
-        <w:rPr>
-          <w:rFonts w:ascii="SimSun" w:hAnsi="SimSun" w:eastAsia="SimSun"/>
-          <w:i/>
-        </w:rPr>
-        <w:t>及其工程属性；用于移动和可见性预测的规划环境模型则根据当前实际观测建立并在补充</w:t>
-      </w:r>
-    </w:p>
-    <w:p>
-      <w:pPr>
-        <w:ind w:left="360"/>
-      </w:pPr>
-      <w:r>
-        <w:rPr>
-          <w:rFonts w:ascii="SimSun" w:hAnsi="SimSun" w:eastAsia="SimSun"/>
-          <w:i/>
-        </w:rPr>
-        <w:t>扫描过程中持续更新。因此，本方法解决的不是一般未知环境建图问题，而是在目标任务</w:t>
-      </w:r>
-    </w:p>
-    <w:p>
-      <w:pPr>
-        <w:ind w:left="360"/>
-      </w:pPr>
-      <w:r>
-        <w:rPr>
-          <w:rFonts w:ascii="SimSun" w:hAnsi="SimSun" w:eastAsia="SimSun"/>
-          <w:i/>
-        </w:rPr>
-        <w:t>已知、现场环境几何仅部分已知的条件下，利用在线环境更新进行任务驱动的补充扫描规划。</w:t>
-      </w:r>
-    </w:p>
-    <w:p>
-      <w:pPr>
-        <w:ind w:left="360"/>
-      </w:pPr>
     </w:p>
     <w:p>
       <w:pPr>
@@ -2184,31 +2729,7 @@
           <w:rFonts w:ascii="SimSun" w:hAnsi="SimSun" w:eastAsia="SimSun"/>
           <w:i/>
         </w:rPr>
-        <w:t xml:space="preserve"> 现场环境几何完全未被参考模型描述时，本方法仍能在预算内完成</w:t>
-      </w:r>
-    </w:p>
-    <w:p>
-      <w:pPr>
-        <w:ind w:left="360"/>
-      </w:pPr>
-      <w:r>
-        <w:rPr>
-          <w:rFonts w:ascii="SimSun" w:hAnsi="SimSun" w:eastAsia="SimSun"/>
-          <w:i/>
-        </w:rPr>
-        <w:t>全部补充扫描轮次；配合在线环境更新，面积加权缺口恢复率与完整先验条件无显著差异，</w:t>
-      </w:r>
-    </w:p>
-    <w:p>
-      <w:pPr>
-        <w:ind w:left="360"/>
-      </w:pPr>
-      <w:r>
-        <w:rPr>
-          <w:rFonts w:ascii="SimSun" w:hAnsi="SimSun" w:eastAsia="SimSun"/>
-          <w:i/>
-        </w:rPr>
-        <w:t>资产级恢复率下降 0.027。</w:t>
+        <w:t xml:space="preserve"> 参考模型不提供额外非目标环境构件几何先验时，本方法仍能在预算内完成全部补充扫描轮次；配合在线环境更新，面积加权缺口恢复率与完整先验条件无显著差异，资产级恢复率下降 0.027。</w:t>
       </w:r>
     </w:p>
     <w:p>
@@ -2234,7 +2755,7 @@
           <w:color w:val="000000"/>
           <w:sz w:val="27"/>
         </w:rPr>
-        <w:t>五、三条必须一并说明的边界</w:t>
+        <w:t>五、五条必须一并说明的边界</w:t>
       </w:r>
     </w:p>
     <w:p>
@@ -2336,6 +2857,161 @@
           <w:rFonts w:ascii="SimSun" w:hAnsi="SimSun" w:eastAsia="SimSun"/>
         </w:rPr>
         <w:t>（竣工偏差）。本轮只调节环境先验，目标表面几何始终准确。</w:t>
+      </w:r>
+    </w:p>
+    <w:p>
+      <w:pPr>
+        <w:pStyle w:val="Heading3"/>
+        <w:spacing w:before="120" w:after="80"/>
+      </w:pPr>
+      <w:r>
+        <w:rPr>
+          <w:rFonts w:ascii="SimHei" w:hAnsi="SimHei" w:eastAsia="SimHei"/>
+          <w:color w:val="000000"/>
+          <w:sz w:val="24"/>
+        </w:rPr>
+        <w:t>边界 4 —— 本实验是"已有初始扫描之后的补扫"</w:t>
+      </w:r>
+    </w:p>
+    <w:p>
+      <w:pPr>
+        <w:spacing w:after="80"/>
+        <w:jc w:val="both"/>
+      </w:pPr>
+      <w:r>
+        <w:rPr>
+          <w:rFonts w:ascii="SimSun" w:hAnsi="SimSun" w:eastAsia="SimSun"/>
+        </w:rPr>
+        <w:t>实测：P0 条件下</w:t>
+      </w:r>
+      <w:r>
+        <w:rPr>
+          <w:rFonts w:ascii="SimSun" w:hAnsi="SimSun" w:eastAsia="SimSun"/>
+          <w:b/>
+        </w:rPr>
+        <w:t>仅初始三站扫描之后</w:t>
+      </w:r>
+      <w:r>
+        <w:rPr>
+          <w:rFonts w:ascii="SimSun" w:hAnsi="SimSun" w:eastAsia="SimSun"/>
+        </w:rPr>
+        <w:t xml:space="preserve">，M_occ 已确认栅格比例即达 </w:t>
+      </w:r>
+      <w:r>
+        <w:rPr>
+          <w:rFonts w:ascii="SimSun" w:hAnsi="SimSun" w:eastAsia="SimSun"/>
+          <w:b/>
+        </w:rPr>
+        <w:t>0.893</w:t>
+      </w:r>
+      <w:r>
+        <w:rPr>
+          <w:rFonts w:ascii="SimSun" w:hAnsi="SimSun" w:eastAsia="SimSun"/>
+        </w:rPr>
+        <w:t>（12 个场景/种子组合，范围 0.814–0.950）</w:t>
+      </w:r>
+      <w:r>
+        <w:rPr>
+          <w:rFonts w:ascii="SimSun" w:hAnsi="SimSun" w:eastAsia="SimSun"/>
+          <w:b/>
+        </w:rPr>
+        <w:t>[A]</w:t>
+      </w:r>
+      <w:r>
+        <w:rPr>
+          <w:rFonts w:ascii="SimSun" w:hAnsi="SimSun" w:eastAsia="SimSun"/>
+        </w:rPr>
+        <w:t>；补扫过程再推到 0.949。</w:t>
+      </w:r>
+    </w:p>
+    <w:p>
+      <w:pPr>
+        <w:spacing w:after="80"/>
+        <w:jc w:val="both"/>
+      </w:pPr>
+      <w:r>
+        <w:rPr>
+          <w:rFonts w:ascii="SimSun" w:hAnsi="SimSun" w:eastAsia="SimSun"/>
+        </w:rPr>
+        <w:t>因此本实验证明的是：在已经完成初始扫描、并由初始扫描获得较丰富通行观测的补扫阶段，不需要额外用完整设计模型生成通行地图。</w:t>
+      </w:r>
+      <w:r>
+        <w:rPr>
+          <w:rFonts w:ascii="SimSun" w:hAnsi="SimSun" w:eastAsia="SimSun"/>
+          <w:b/>
+        </w:rPr>
+        <w:t>它不用于证明从近乎完全未知环境开始的自主探索能力</w:t>
+      </w:r>
+      <w:r>
+        <w:rPr>
+          <w:rFonts w:ascii="SimSun" w:hAnsi="SimSun" w:eastAsia="SimSun"/>
+        </w:rPr>
+        <w:t>，也与"本发明不解决完全无信息时如何选择第一站"这条边界一致。</w:t>
+      </w:r>
+    </w:p>
+    <w:p>
+      <w:pPr>
+        <w:pStyle w:val="Heading3"/>
+        <w:spacing w:before="120" w:after="80"/>
+      </w:pPr>
+      <w:r>
+        <w:rPr>
+          <w:rFonts w:ascii="SimHei" w:hAnsi="SimHei" w:eastAsia="SimHei"/>
+          <w:color w:val="000000"/>
+          <w:sz w:val="24"/>
+        </w:rPr>
+        <w:t>边界 5 —— E8 只直接对照了 frontier</w:t>
+      </w:r>
+    </w:p>
+    <w:p>
+      <w:pPr>
+        <w:spacing w:after="80"/>
+        <w:jc w:val="both"/>
+      </w:pPr>
+      <w:r>
+        <w:rPr>
+          <w:rFonts w:ascii="SimSun" w:hAnsi="SimSun" w:eastAsia="SimSun"/>
+        </w:rPr>
+        <w:t>E8 实测的是 frontier-based exploration 一种基线，</w:t>
+      </w:r>
+      <w:r>
+        <w:rPr>
+          <w:rFonts w:ascii="SimSun" w:hAnsi="SimSun" w:eastAsia="SimSun"/>
+          <w:b/>
+        </w:rPr>
+        <w:t>未</w:t>
+      </w:r>
+      <w:r>
+        <w:rPr>
+          <w:rFonts w:ascii="SimSun" w:hAnsi="SimSun" w:eastAsia="SimSun"/>
+        </w:rPr>
+        <w:t>实测 learning-based NBV、reconstruction NBV、uncertainty-based NBV 或现代 active SLAM 基准。对 SLAM/NBV 的关系，本轮只从</w:t>
+      </w:r>
+      <w:r>
+        <w:rPr>
+          <w:rFonts w:ascii="SimSun" w:hAnsi="SimSun" w:eastAsia="SimSun"/>
+          <w:b/>
+        </w:rPr>
+        <w:t>任务定义与收益函数层面</w:t>
+      </w:r>
+      <w:r>
+        <w:rPr>
+          <w:rFonts w:ascii="SimSun" w:hAnsi="SimSun" w:eastAsia="SimSun"/>
+        </w:rPr>
+        <w:t>作边界说明，</w:t>
+      </w:r>
+      <w:r>
+        <w:rPr>
+          <w:rFonts w:ascii="SimSun" w:hAnsi="SimSun" w:eastAsia="SimSun"/>
+          <w:b/>
+        </w:rPr>
+        <w:t>不声称优于所有 NBV 或 SLAM方法</w:t>
+      </w:r>
+      <w:r>
+        <w:rPr>
+          <w:rFonts w:ascii="SimSun" w:hAnsi="SimSun" w:eastAsia="SimSun"/>
+        </w:rPr>
+        <w:t>。</w:t>
       </w:r>
     </w:p>
     <w:p>
@@ -2798,43 +3474,7 @@
           <w:rFonts w:ascii="SimSun" w:hAnsi="SimSun" w:eastAsia="SimSun"/>
           <w:i/>
         </w:rPr>
-        <w:t xml:space="preserve"> 理由：由设计模型生成可通行空间属于现有技术的通行做法，</w:t>
-      </w:r>
-    </w:p>
-    <w:p>
-      <w:pPr>
-        <w:ind w:left="360"/>
-      </w:pPr>
-      <w:r>
-        <w:rPr>
-          <w:rFonts w:ascii="SimSun" w:hAnsi="SimSun" w:eastAsia="SimSun"/>
-          <w:i/>
-        </w:rPr>
-        <w:t>写进独立权反而削弱新颖性论证；而"未确认区域不作为可通行区域"正是本方案与"模型里</w:t>
-      </w:r>
-    </w:p>
-    <w:p>
-      <w:pPr>
-        <w:ind w:left="360"/>
-      </w:pPr>
-      <w:r>
-        <w:rPr>
-          <w:rFonts w:ascii="SimSun" w:hAnsi="SimSun" w:eastAsia="SimSun"/>
-          <w:i/>
-        </w:rPr>
-        <w:t>为空即可走"的分界线，放进从属权等于把区别技术特征让出去。</w:t>
-      </w:r>
-    </w:p>
-    <w:p>
-      <w:pPr>
-        <w:ind w:left="360"/>
-      </w:pPr>
-      <w:r>
-        <w:rPr>
-          <w:rFonts w:ascii="SimSun" w:hAnsi="SimSun" w:eastAsia="SimSun"/>
-          <w:i/>
-        </w:rPr>
-        <w:t>同时</w:t>
+        <w:t xml:space="preserve"> 理由：由设计模型生成可通行空间属于现有技术的通行做法，写进独立权反而削弱新颖性论证；而"未确认区域不作为可通行区域"正是本方案与"模型里为空即可走"的分界线，放进从属权等于把区别技术特征让出去。同时</w:t>
       </w:r>
       <w:r>
         <w:rPr>
@@ -2849,19 +3489,7 @@
           <w:rFonts w:ascii="SimSun" w:hAnsi="SimSun" w:eastAsia="SimSun"/>
           <w:i/>
         </w:rPr>
-        <w:t>，覆盖"另以目标参考模型的目标表面作为初始占据先验"的写法，</w:t>
-      </w:r>
-    </w:p>
-    <w:p>
-      <w:pPr>
-        <w:ind w:left="360"/>
-      </w:pPr>
-      <w:r>
-        <w:rPr>
-          <w:rFonts w:ascii="SimSun" w:hAnsi="SimSun" w:eastAsia="SimSun"/>
-          <w:i/>
-        </w:rPr>
-        <w:t>保留退路。</w:t>
+        <w:t>，覆盖"另以目标参考模型的目标表面作为初始占据先验"的写法，保留退路。</w:t>
       </w:r>
     </w:p>
     <w:p>
